--- a/FRD v1.3.docx
+++ b/FRD v1.3.docx
@@ -456,7 +456,7 @@
         </w:rPr>
         <w:t xml:space="preserve">Release: </w:t>
         <w:tab/>
-        <w:t>Diciembre 2026</w:t>
+        <w:t>Noviembre 2026</w:t>
       </w:r>
     </w:p>
     <w:p>
@@ -825,7 +825,7 @@
                 <w:rStyle w:val="Enlacedelndice"/>
               </w:rPr>
               <w:tab/>
-              <w:t>8</w:t>
+              <w:t>9</w:t>
             </w:r>
           </w:hyperlink>
         </w:p>
@@ -861,7 +861,7 @@
                 <w:rStyle w:val="Enlacedelndice"/>
               </w:rPr>
               <w:tab/>
-              <w:t>11</w:t>
+              <w:t>12</w:t>
             </w:r>
           </w:hyperlink>
         </w:p>
@@ -881,7 +881,7 @@
               </w:rPr>
               <w:t>4.1 User Stories</w:t>
               <w:tab/>
-              <w:t>11</w:t>
+              <w:t>12</w:t>
             </w:r>
           </w:hyperlink>
         </w:p>
@@ -901,7 +901,7 @@
               </w:rPr>
               <w:t>4.2 Criterios de Bondad</w:t>
               <w:tab/>
-              <w:t>17</w:t>
+              <w:t>18</w:t>
             </w:r>
           </w:hyperlink>
         </w:p>
@@ -937,7 +937,7 @@
                 <w:rStyle w:val="Enlacedelndice"/>
               </w:rPr>
               <w:tab/>
-              <w:t>19</w:t>
+              <w:t>20</w:t>
             </w:r>
           </w:hyperlink>
         </w:p>
@@ -973,7 +973,7 @@
                 <w:rStyle w:val="Enlacedelndice"/>
               </w:rPr>
               <w:tab/>
-              <w:t>30</w:t>
+              <w:t>31</w:t>
             </w:r>
           </w:hyperlink>
         </w:p>
@@ -1003,7 +1003,7 @@
                 <w:rStyle w:val="Enlacedelndice"/>
               </w:rPr>
               <w:tab/>
-              <w:t>30</w:t>
+              <w:t>31</w:t>
             </w:r>
           </w:hyperlink>
         </w:p>
@@ -1039,7 +1039,7 @@
                 <w:rStyle w:val="Enlacedelndice"/>
               </w:rPr>
               <w:tab/>
-              <w:t>32</w:t>
+              <w:t>33</w:t>
             </w:r>
           </w:hyperlink>
         </w:p>
@@ -1075,7 +1075,7 @@
                 <w:rStyle w:val="Enlacedelndice"/>
               </w:rPr>
               <w:tab/>
-              <w:t>32</w:t>
+              <w:t>33</w:t>
             </w:r>
           </w:hyperlink>
         </w:p>
@@ -1111,7 +1111,7 @@
                 <w:rStyle w:val="Enlacedelndice"/>
               </w:rPr>
               <w:tab/>
-              <w:t>32</w:t>
+              <w:t>33</w:t>
             </w:r>
           </w:hyperlink>
         </w:p>
@@ -1147,7 +1147,7 @@
                 <w:rStyle w:val="Enlacedelndice"/>
               </w:rPr>
               <w:tab/>
-              <w:t>32</w:t>
+              <w:t>33</w:t>
             </w:r>
           </w:hyperlink>
           <w:r>
@@ -2339,6 +2339,42 @@
               <w:t>-Todas las épicas pasan a Done.</w:t>
             </w:r>
           </w:p>
+          <w:p>
+            <w:pPr>
+              <w:pStyle w:val="normal1"/>
+              <w:rPr>
+                <w:rFonts w:ascii="Calibri" w:hAnsi="Calibri" w:eastAsia="Calibri" w:cs="Calibri"/>
+                <w:sz w:val="19"/>
+                <w:szCs w:val="19"/>
+              </w:rPr>
+            </w:pPr>
+            <w:r>
+              <w:rPr>
+                <w:rFonts w:eastAsia="Calibri" w:cs="Calibri"/>
+                <w:sz w:val="19"/>
+                <w:szCs w:val="19"/>
+              </w:rPr>
+              <w:t>-Regla 17: el usuario de la sesión no puede cambiarse el rol ni darse de baja (EP-6). Un usuario puede no tener rol, y entonces no accede a ninguna pantalla (CA-11 y glosario).</w:t>
+            </w:r>
+          </w:p>
+          <w:p>
+            <w:pPr>
+              <w:pStyle w:val="normal1"/>
+              <w:rPr>
+                <w:rFonts w:ascii="Calibri" w:hAnsi="Calibri" w:eastAsia="Calibri" w:cs="Calibri"/>
+                <w:sz w:val="19"/>
+                <w:szCs w:val="19"/>
+              </w:rPr>
+            </w:pPr>
+            <w:r>
+              <w:rPr>
+                <w:rFonts w:eastAsia="Calibri" w:cs="Calibri"/>
+                <w:sz w:val="19"/>
+                <w:szCs w:val="19"/>
+              </w:rPr>
+              <w:t>-El release pasa a noviembre de 2026 (R-01). Los casos DÍA 2 y DÍA 4 cuentan los artículos sin stock aunque no tengan umbral. El umbral mínimo del glosario incluye el stock igual al umbral, como la regla C2.</w:t>
+            </w:r>
+          </w:p>
         </w:tc>
       </w:tr>
     </w:tbl>
@@ -3296,7 +3332,7 @@
           <w:shd w:fill="auto" w:val="clear"/>
           <w:vertAlign w:val="baseline"/>
         </w:rPr>
-        <w:t xml:space="preserve"> El sistema debe encontrarse operativo en diciembre de 2026, fecha de cierre del cuatrimestre.</w:t>
+        <w:t xml:space="preserve"> El sistema debe encontrarse operativo en noviembre de 2026, fecha de cierre del cuatrimestre.</w:t>
       </w:r>
     </w:p>
     <w:p>
@@ -6360,9 +6396,10 @@
       </w:tblPr>
       <w:tblGrid>
         <w:gridCol w:w="1123"/>
-        <w:gridCol w:w="2985"/>
-        <w:gridCol w:w="2986"/>
-        <w:gridCol w:w="2986"/>
+        <w:gridCol w:w="2239"/>
+        <w:gridCol w:w="2239"/>
+        <w:gridCol w:w="2239"/>
+        <w:gridCol w:w="2239"/>
       </w:tblGrid>
       <w:tr>
         <w:trPr>
@@ -6398,7 +6435,7 @@
         </w:tc>
         <w:tc>
           <w:tcPr>
-            <w:tcW w:w="2985" w:type="dxa"/>
+            <w:tcW w:w="2239" w:type="dxa"/>
             <w:tcBorders>
               <w:top w:val="single" w:sz="4" w:space="0" w:color="000000"/>
               <w:left w:val="single" w:sz="4" w:space="0" w:color="000000"/>
@@ -6452,7 +6489,7 @@
         </w:tc>
         <w:tc>
           <w:tcPr>
-            <w:tcW w:w="2986" w:type="dxa"/>
+            <w:tcW w:w="2239" w:type="dxa"/>
             <w:tcBorders>
               <w:top w:val="single" w:sz="4" w:space="0" w:color="000000"/>
               <w:left w:val="single" w:sz="4" w:space="0" w:color="000000"/>
@@ -6506,7 +6543,7 @@
         </w:tc>
         <w:tc>
           <w:tcPr>
-            <w:tcW w:w="2986" w:type="dxa"/>
+            <w:tcW w:w="2239" w:type="dxa"/>
             <w:tcBorders>
               <w:top w:val="single" w:sz="4" w:space="0" w:color="000000"/>
               <w:left w:val="single" w:sz="4" w:space="0" w:color="000000"/>
@@ -6555,6 +6592,60 @@
                 <w:color w:val="000000"/>
               </w:rPr>
               <w:t xml:space="preserve">[PERFIL]</w:t>
+            </w:r>
+          </w:p>
+        </w:tc>
+        <w:tc>
+          <w:tcPr>
+            <w:tcW w:w="2239" w:type="dxa"/>
+            <w:tcBorders>
+              <w:top w:val="single" w:sz="4" w:space="0" w:color="000000"/>
+              <w:left w:val="single" w:sz="4" w:space="0" w:color="000000"/>
+              <w:bottom w:val="single" w:sz="4" w:space="0" w:color="000000"/>
+              <w:right w:val="single" w:sz="4" w:space="0" w:color="000000"/>
+            </w:tcBorders>
+          </w:tcPr>
+          <w:p>
+            <w:pPr>
+              <w:pStyle w:val="normal1"/>
+              <w:keepNext w:val="true"/>
+              <w:spacing w:lineRule="auto" w:line="240" w:before="60" w:after="0"/>
+              <w:jc w:val="center"/>
+              <w:rPr>
+                <w:rFonts w:ascii="Calibri" w:hAnsi="Calibri" w:eastAsia="Calibri" w:cs="Calibri"/>
+                <w:b/>
+                <w:bCs/>
+                <w:color w:val="000000"/>
+              </w:rPr>
+            </w:pPr>
+            <w:r>
+              <w:rPr>
+                <w:rFonts w:eastAsia="Calibri" w:cs="Calibri"/>
+                <w:b/>
+                <w:bCs/>
+                <w:color w:val="000000"/>
+              </w:rPr>
+              <w:t xml:space="preserve">Regla 17</w:t>
+            </w:r>
+          </w:p>
+          <w:p>
+            <w:pPr>
+              <w:pStyle w:val="normal1"/>
+              <w:keepNext w:val="true"/>
+              <w:spacing w:lineRule="auto" w:line="240" w:before="60" w:after="0"/>
+              <w:jc w:val="center"/>
+              <w:rPr>
+                <w:rFonts w:ascii="Calibri" w:hAnsi="Calibri" w:eastAsia="Calibri" w:cs="Calibri"/>
+                <w:b/>
+                <w:bCs/>
+                <w:color w:val="000000"/>
+              </w:rPr>
+            </w:pPr>
+            <w:r>
+              <w:rPr>
+                <w:color w:val="000000"/>
+              </w:rPr>
+              <w:t xml:space="preserve">[USUARIO PROPIO]</w:t>
             </w:r>
           </w:p>
         </w:tc>
@@ -6599,7 +6690,7 @@
         </w:tc>
         <w:tc>
           <w:tcPr>
-            <w:tcW w:w="2985" w:type="dxa"/>
+            <w:tcW w:w="2239" w:type="dxa"/>
             <w:tcBorders>
               <w:top w:val="single" w:sz="4" w:space="0" w:color="000000"/>
               <w:left w:val="single" w:sz="4" w:space="0" w:color="000000"/>
@@ -6627,7 +6718,7 @@
         </w:tc>
         <w:tc>
           <w:tcPr>
-            <w:tcW w:w="2986" w:type="dxa"/>
+            <w:tcW w:w="2239" w:type="dxa"/>
             <w:tcBorders>
               <w:top w:val="single" w:sz="4" w:space="0" w:color="000000"/>
               <w:left w:val="single" w:sz="4" w:space="0" w:color="000000"/>
@@ -6655,7 +6746,7 @@
         </w:tc>
         <w:tc>
           <w:tcPr>
-            <w:tcW w:w="2986" w:type="dxa"/>
+            <w:tcW w:w="2239" w:type="dxa"/>
             <w:tcBorders>
               <w:top w:val="single" w:sz="4" w:space="0" w:color="000000"/>
               <w:left w:val="single" w:sz="4" w:space="0" w:color="000000"/>
@@ -6678,6 +6769,34 @@
                 <w:color w:val="000000"/>
               </w:rPr>
               <w:t xml:space="preserve">Se intenta abrir una pantalla, o hacer una operación de esa pantalla, para la que el rol del usuario no tiene permiso.</w:t>
+            </w:r>
+          </w:p>
+        </w:tc>
+        <w:tc>
+          <w:tcPr>
+            <w:tcW w:w="2239" w:type="dxa"/>
+            <w:tcBorders>
+              <w:top w:val="single" w:sz="4" w:space="0" w:color="000000"/>
+              <w:left w:val="single" w:sz="4" w:space="0" w:color="000000"/>
+              <w:bottom w:val="single" w:sz="4" w:space="0" w:color="000000"/>
+              <w:right w:val="single" w:sz="4" w:space="0" w:color="000000"/>
+            </w:tcBorders>
+          </w:tcPr>
+          <w:p>
+            <w:pPr>
+              <w:pStyle w:val="normal1"/>
+              <w:keepNext w:val="true"/>
+              <w:rPr>
+                <w:rFonts w:ascii="Calibri" w:hAnsi="Calibri" w:eastAsia="Calibri" w:cs="Calibri"/>
+                <w:color w:val="000000"/>
+              </w:rPr>
+            </w:pPr>
+            <w:r>
+              <w:rPr>
+                <w:rFonts w:eastAsia="Calibri" w:cs="Calibri"/>
+                <w:color w:val="000000"/>
+              </w:rPr>
+              <w:t xml:space="preserve">El usuario de la sesión intenta cambiarse el rol o darse de baja.</w:t>
             </w:r>
           </w:p>
         </w:tc>
@@ -6722,7 +6841,7 @@
         </w:tc>
         <w:tc>
           <w:tcPr>
-            <w:tcW w:w="2985" w:type="dxa"/>
+            <w:tcW w:w="2239" w:type="dxa"/>
             <w:tcBorders>
               <w:top w:val="single" w:sz="4" w:space="0" w:color="000000"/>
               <w:left w:val="single" w:sz="4" w:space="0" w:color="000000"/>
@@ -6750,7 +6869,7 @@
         </w:tc>
         <w:tc>
           <w:tcPr>
-            <w:tcW w:w="2986" w:type="dxa"/>
+            <w:tcW w:w="2239" w:type="dxa"/>
             <w:tcBorders>
               <w:top w:val="single" w:sz="4" w:space="0" w:color="000000"/>
               <w:left w:val="single" w:sz="4" w:space="0" w:color="000000"/>
@@ -6778,7 +6897,7 @@
         </w:tc>
         <w:tc>
           <w:tcPr>
-            <w:tcW w:w="2986" w:type="dxa"/>
+            <w:tcW w:w="2239" w:type="dxa"/>
             <w:tcBorders>
               <w:top w:val="single" w:sz="4" w:space="0" w:color="000000"/>
               <w:left w:val="single" w:sz="4" w:space="0" w:color="000000"/>
@@ -6801,6 +6920,34 @@
                 <w:color w:val="000000"/>
               </w:rPr>
               <w:t>No mostrar la pantalla en la barra lateral ni en el menú del usuario; si se intenta abrirla igual, redirigir a la primera pantalla habilitada y rechazar la operación.</w:t>
+            </w:r>
+          </w:p>
+        </w:tc>
+        <w:tc>
+          <w:tcPr>
+            <w:tcW w:w="2239" w:type="dxa"/>
+            <w:tcBorders>
+              <w:top w:val="single" w:sz="4" w:space="0" w:color="000000"/>
+              <w:left w:val="single" w:sz="4" w:space="0" w:color="000000"/>
+              <w:bottom w:val="single" w:sz="4" w:space="0" w:color="000000"/>
+              <w:right w:val="single" w:sz="4" w:space="0" w:color="000000"/>
+            </w:tcBorders>
+          </w:tcPr>
+          <w:p>
+            <w:pPr>
+              <w:pStyle w:val="normal1"/>
+              <w:keepNext w:val="true"/>
+              <w:rPr>
+                <w:rFonts w:ascii="Calibri" w:hAnsi="Calibri" w:eastAsia="Calibri" w:cs="Calibri"/>
+                <w:color w:val="000000"/>
+              </w:rPr>
+            </w:pPr>
+            <w:r>
+              <w:rPr>
+                <w:rFonts w:eastAsia="Calibri" w:cs="Calibri"/>
+                <w:color w:val="000000"/>
+              </w:rPr>
+              <w:t>Rechazar la operación.</w:t>
             </w:r>
           </w:p>
         </w:tc>
@@ -6824,7 +6971,7 @@
         <w:pStyle w:val="normal1"/>
         <w:keepNext w:val="false"/>
         <w:keepLines w:val="false"/>
-        <w:pageBreakBefore w:val="false"/>
+        <w:pageBreakBefore w:val="true"/>
         <w:widowControl/>
         <w:numPr>
           <w:ilvl w:val="1"/>
@@ -7731,7 +7878,7 @@
                 <w:rFonts w:eastAsia="Calibri" w:cs="Calibri"/>
                 <w:color w:val="000000"/>
               </w:rPr>
-              <w:t>Al abrir el sistema hay 7 artículos con stock igual o menor a su umbral, 2 de ellos sin stock.</w:t>
+              <w:t>Al abrir el sistema hay 8 artículos para reponer: 3 sin stock (uno de ellos sin umbral) y 5 con stock igual o menor a su umbral.</w:t>
             </w:r>
           </w:p>
         </w:tc>
@@ -8633,7 +8780,7 @@
                 <w:rFonts w:eastAsia="Calibri" w:cs="Calibri"/>
                 <w:color w:val="000000"/>
               </w:rPr>
-              <w:t>Después de las entradas quedan 5 artículos para reponer.</w:t>
+              <w:t>Después de las entradas quedan 6 artículos para reponer.</w:t>
             </w:r>
           </w:p>
         </w:tc>
@@ -11793,7 +11940,7 @@
                       <w:sz w:val="22"/>
                       <w:szCs w:val="22"/>
                     </w:rPr>
-                    <w:t>ABM de artículos y proveedores, búsqueda por código o nombre (pantalla SC002).</w:t>
+                    <w:t>ABM de artículos y proveedores, búsqueda por código o descripción (pantalla SC002).</w:t>
                   </w:r>
                 </w:p>
               </w:tc>
@@ -19950,7 +20097,7 @@
                       <w:sz w:val="22"/>
                       <w:szCs w:val="22"/>
                     </w:rPr>
-                    <w:t>Roles con los permisos de las pantallas que habilitan, asignados a cada usuario (regla 16). El rol admin tiene todos los permisos. Se administran en la pantalla SC005, que se abre desde el menú del usuario.</w:t>
+                    <w:t>Roles con los permisos de las pantallas que habilitan, asignados a cada usuario (reglas 16 y 17). El rol admin tiene todos los permisos. Los usuarios y el rol de cada uno se administran en la pantalla SC005, que se abre desde el menú del usuario.</w:t>
                   </w:r>
                 </w:p>
               </w:tc>
@@ -20507,7 +20654,7 @@
                       <w:sz w:val="22"/>
                       <w:szCs w:val="22"/>
                     </w:rPr>
-                    <w:t xml:space="preserve">CA-11 Cada usuario tiene un rol, y cada rol tiene un permiso por cada pantalla que habilita. La barra lateral y el menú del usuario muestran solo esas pantallas, y una pantalla sin permiso no se abre aunque se escriba su dirección.</w:t>
+                    <w:t xml:space="preserve">CA-11 Cada usuario tiene a lo sumo un rol, y cada rol tiene un permiso por cada pantalla que habilita. La barra lateral y el menú del usuario muestran solo esas pantallas, y una pantalla sin permiso no se abre aunque se escriba su dirección.</w:t>
                   </w:r>
                 </w:p>
               </w:tc>
@@ -26213,7 +26360,7 @@
                 <w:rFonts w:eastAsia="Calibri" w:cs="Calibri"/>
                 <w:color w:val="000000"/>
               </w:rPr>
-              <w:t>Perfil de un usuario: el conjunto de permisos que define qué pantallas puede usar. Cada usuario tiene un rol; el rol admin tiene todos los permisos y el rol empleado, solo Dashboard y Ventas.</w:t>
+              <w:t>Perfil de un usuario: el conjunto de permisos que define qué pantallas puede usar. Cada usuario tiene a lo sumo un rol, y sin rol no puede usar ninguna pantalla. El rol admin tiene todos los permisos y el rol empleado, solo Dashboard y Ventas.</w:t>
             </w:r>
           </w:p>
         </w:tc>
@@ -26567,7 +26714,7 @@
                 <w:rFonts w:eastAsia="Calibri" w:cs="Calibri"/>
                 <w:color w:val="000000"/>
               </w:rPr>
-              <w:t>Cantidad de unidades por debajo de la cual el sistema considera que un artículo debe reponerse y emite el aviso correspondiente.</w:t>
+              <w:t>Cantidad mínima de unidades de un artículo: si su stock es igual o menor, el sistema considera que debe reponerse y emite el aviso correspondiente.</w:t>
             </w:r>
           </w:p>
         </w:tc>
@@ -26685,7 +26832,7 @@
                 <w:rFonts w:eastAsia="Calibri" w:cs="Calibri"/>
                 <w:color w:val="000000"/>
               </w:rPr>
-              <w:t>Cuenta con la que un empleado ingresa al sistema. Tiene nombre, apellido, teléfono, contraseña y rol; se ingresa con el nombre y la contraseña.</w:t>
+              <w:t>Cuenta con la que un empleado ingresa al sistema. Tiene nombre, apellido, teléfono, contraseña y, de forma opcional, un rol; se ingresa con el nombre y la contraseña.</w:t>
             </w:r>
           </w:p>
         </w:tc>
@@ -27772,7 +27919,7 @@
           <w:shd w:fill="auto" w:val="clear"/>
           <w:vertAlign w:val="baseline"/>
         </w:rPr>
-        <w:t xml:space="preserve"> Se congela el alcance del release de diciembre de 2026. Facturación electrónica y venta en línea quedan fuera del alcance.</w:t>
+        <w:t xml:space="preserve"> Se congela el alcance del release de noviembre de 2026. Facturación electrónica y venta en línea quedan fuera del alcance.</w:t>
       </w:r>
     </w:p>
     <w:p>
